--- a/docs/待发送/项目进度总结_20261022.docx
+++ b/docs/待发送/项目进度总结_20261022.docx
@@ -108,6 +108,116 @@
           <w:rFonts w:ascii="宋体" w:hAnsi="宋体" w:eastAsia="宋体"/>
         </w:rPr>
         <w:t>——未验收的一律列进未完成。</w:t>
+      </w:r>
+    </w:p>
+    <w:p>
+      <w:pPr>
+        <w:ind w:left="360"/>
+      </w:pPr>
+      <w:r>
+        <w:rPr>
+          <w:b/>
+          <w:color w:val="777777"/>
+          <w:sz w:val="20"/>
+          <w:rFonts w:ascii="宋体" w:hAnsi="宋体" w:eastAsia="宋体"/>
+        </w:rPr>
+        <w:t>同日更新（当晚）</w:t>
+      </w:r>
+      <w:r>
+        <w:rPr>
+          <w:b w:val="0"/>
+          <w:color w:val="777777"/>
+          <w:sz w:val="20"/>
+          <w:rFonts w:ascii="宋体" w:hAnsi="宋体" w:eastAsia="宋体"/>
+        </w:rPr>
+        <w:t>：本清单第 3.1 节列出的</w:t>
+      </w:r>
+      <w:r>
+        <w:rPr>
+          <w:b/>
+          <w:color w:val="777777"/>
+          <w:sz w:val="20"/>
+          <w:rFonts w:ascii="宋体" w:hAnsi="宋体" w:eastAsia="宋体"/>
+        </w:rPr>
+        <w:t>五项欠账已全部补完</w:t>
+      </w:r>
+      <w:r>
+        <w:rPr>
+          <w:b w:val="0"/>
+          <w:color w:val="777777"/>
+          <w:sz w:val="20"/>
+          <w:rFonts w:ascii="宋体" w:hAnsi="宋体" w:eastAsia="宋体"/>
+        </w:rPr>
+        <w:t>，</w:t>
+      </w:r>
+    </w:p>
+    <w:p>
+      <w:pPr>
+        <w:ind w:left="360"/>
+      </w:pPr>
+      <w:r>
+        <w:rPr>
+          <w:b w:val="0"/>
+          <w:color w:val="777777"/>
+          <w:sz w:val="20"/>
+          <w:rFonts w:ascii="宋体" w:hAnsi="宋体" w:eastAsia="宋体"/>
+        </w:rPr>
+        <w:t>另有第 6 节建议顺序里的 1、2 两项也做完了，详见《回复队长_第六轮反馈》。</w:t>
+      </w:r>
+    </w:p>
+    <w:p>
+      <w:pPr>
+        <w:ind w:left="360"/>
+      </w:pPr>
+      <w:r>
+        <w:rPr>
+          <w:b w:val="0"/>
+          <w:color w:val="777777"/>
+          <w:sz w:val="20"/>
+          <w:rFonts w:ascii="宋体" w:hAnsi="宋体" w:eastAsia="宋体"/>
+        </w:rPr>
+        <w:t>补的过程中挖出两个真问题并已修复：</w:t>
+      </w:r>
+      <w:r>
+        <w:rPr>
+          <w:b/>
+          <w:color w:val="777777"/>
+          <w:sz w:val="20"/>
+          <w:rFonts w:ascii="宋体" w:hAnsi="宋体" w:eastAsia="宋体"/>
+        </w:rPr>
+        <w:t>正式库缺 error_review_history 表</w:t>
+      </w:r>
+      <w:r>
+        <w:rPr>
+          <w:b w:val="0"/>
+          <w:color w:val="777777"/>
+          <w:sz w:val="20"/>
+          <w:rFonts w:ascii="宋体" w:hAnsi="宋体" w:eastAsia="宋体"/>
+        </w:rPr>
+        <w:t>、</w:t>
+      </w:r>
+    </w:p>
+    <w:p>
+      <w:pPr>
+        <w:ind w:left="360"/>
+      </w:pPr>
+      <w:r>
+        <w:rPr>
+          <w:b/>
+          <w:color w:val="777777"/>
+          <w:sz w:val="20"/>
+          <w:rFonts w:ascii="宋体" w:hAnsi="宋体" w:eastAsia="宋体"/>
+        </w:rPr>
+        <w:t>迁移脚本不认 --db 会静默写正式库</w:t>
+      </w:r>
+      <w:r>
+        <w:rPr>
+          <w:b w:val="0"/>
+          <w:color w:val="777777"/>
+          <w:sz w:val="20"/>
+          <w:rFonts w:ascii="宋体" w:hAnsi="宋体" w:eastAsia="宋体"/>
+        </w:rPr>
+        <w:t>。下方各节仍保留盘点当时的原始状态，便于对照。</w:t>
       </w:r>
     </w:p>
     <w:p>

--- a/docs/待发送/项目进度总结_20261022.docx
+++ b/docs/待发送/项目进度总结_20261022.docx
@@ -49,7 +49,23 @@
           <w:sz w:val="21"/>
           <w:rFonts w:ascii="宋体" w:hAnsi="宋体" w:eastAsia="宋体"/>
         </w:rPr>
-        <w:t>：2026-10-22</w:t>
+        <w:t xml:space="preserve">：2026-10-22　　</w:t>
+      </w:r>
+      <w:r>
+        <w:rPr>
+          <w:b/>
+          <w:sz w:val="21"/>
+          <w:rFonts w:ascii="宋体" w:hAnsi="宋体" w:eastAsia="宋体"/>
+        </w:rPr>
+        <w:t>版本</w:t>
+      </w:r>
+      <w:r>
+        <w:rPr>
+          <w:b w:val="0"/>
+          <w:sz w:val="21"/>
+          <w:rFonts w:ascii="宋体" w:hAnsi="宋体" w:eastAsia="宋体"/>
+        </w:rPr>
+        <w:t>：第二次整理（当晚，替换前一版）</w:t>
       </w:r>
     </w:p>
     <w:p>
@@ -70,7 +86,7 @@
           <w:sz w:val="21"/>
           <w:rFonts w:ascii="宋体" w:hAnsi="宋体" w:eastAsia="宋体"/>
         </w:rPr>
-        <w:t>：D:\bigcreat_project 后端 / 数据库 / OCR / AI 接口四块，不含前端页面与题库原始数据整理。</w:t>
+        <w:t>：D:\bigcreat_project 后端 / 数据库 / OCR / AI 接口四块，不含前端页面与题库原始数据整理</w:t>
       </w:r>
     </w:p>
     <w:p>
@@ -107,36 +123,33 @@
           <w:sz w:val="21"/>
           <w:rFonts w:ascii="宋体" w:hAnsi="宋体" w:eastAsia="宋体"/>
         </w:rPr>
-        <w:t>——未验收的一律列进未完成。</w:t>
+        <w:t>——未验收的一律列进未完成</w:t>
       </w:r>
     </w:p>
     <w:p>
       <w:pPr>
-        <w:ind w:left="360"/>
+        <w:spacing w:after="80"/>
       </w:pPr>
       <w:r>
         <w:rPr>
           <w:b/>
-          <w:color w:val="777777"/>
-          <w:sz w:val="20"/>
+          <w:sz w:val="21"/>
           <w:rFonts w:ascii="宋体" w:hAnsi="宋体" w:eastAsia="宋体"/>
         </w:rPr>
-        <w:t>同日更新（当晚）</w:t>
+        <w:t>本版变化</w:t>
       </w:r>
       <w:r>
         <w:rPr>
           <w:b w:val="0"/>
-          <w:color w:val="777777"/>
-          <w:sz w:val="20"/>
+          <w:sz w:val="21"/>
           <w:rFonts w:ascii="宋体" w:hAnsi="宋体" w:eastAsia="宋体"/>
         </w:rPr>
-        <w:t>：本清单第 3.1 节列出的</w:t>
+        <w:t>：前一版列出的</w:t>
       </w:r>
       <w:r>
         <w:rPr>
           <w:b/>
-          <w:color w:val="777777"/>
-          <w:sz w:val="20"/>
+          <w:sz w:val="21"/>
           <w:rFonts w:ascii="宋体" w:hAnsi="宋体" w:eastAsia="宋体"/>
         </w:rPr>
         <w:t>五项欠账已全部补完</w:t>
@@ -144,80 +157,26 @@
       <w:r>
         <w:rPr>
           <w:b w:val="0"/>
-          <w:color w:val="777777"/>
-          <w:sz w:val="20"/>
+          <w:sz w:val="21"/>
           <w:rFonts w:ascii="宋体" w:hAnsi="宋体" w:eastAsia="宋体"/>
         </w:rPr>
-        <w:t>，</w:t>
-      </w:r>
-    </w:p>
-    <w:p>
-      <w:pPr>
-        <w:ind w:left="360"/>
-      </w:pPr>
-      <w:r>
-        <w:rPr>
-          <w:b w:val="0"/>
-          <w:color w:val="777777"/>
-          <w:sz w:val="20"/>
-          <w:rFonts w:ascii="宋体" w:hAnsi="宋体" w:eastAsia="宋体"/>
-        </w:rPr>
-        <w:t>另有第 6 节建议顺序里的 1、2 两项也做完了，详见《回复队长_第六轮反馈》。</w:t>
-      </w:r>
-    </w:p>
-    <w:p>
-      <w:pPr>
-        <w:ind w:left="360"/>
-      </w:pPr>
-      <w:r>
-        <w:rPr>
-          <w:b w:val="0"/>
-          <w:color w:val="777777"/>
-          <w:sz w:val="20"/>
-          <w:rFonts w:ascii="宋体" w:hAnsi="宋体" w:eastAsia="宋体"/>
-        </w:rPr>
-        <w:t>补的过程中挖出两个真问题并已修复：</w:t>
+        <w:t>，删除了"未完成·我欠的作业"一节；同时在补的过程中挖出并修掉</w:t>
       </w:r>
       <w:r>
         <w:rPr>
           <w:b/>
-          <w:color w:val="777777"/>
-          <w:sz w:val="20"/>
+          <w:sz w:val="21"/>
           <w:rFonts w:ascii="宋体" w:hAnsi="宋体" w:eastAsia="宋体"/>
         </w:rPr>
-        <w:t>正式库缺 error_review_history 表</w:t>
+        <w:t>两个真 bug</w:t>
       </w:r>
       <w:r>
         <w:rPr>
           <w:b w:val="0"/>
-          <w:color w:val="777777"/>
-          <w:sz w:val="20"/>
+          <w:sz w:val="21"/>
           <w:rFonts w:ascii="宋体" w:hAnsi="宋体" w:eastAsia="宋体"/>
         </w:rPr>
-        <w:t>、</w:t>
-      </w:r>
-    </w:p>
-    <w:p>
-      <w:pPr>
-        <w:ind w:left="360"/>
-      </w:pPr>
-      <w:r>
-        <w:rPr>
-          <w:b/>
-          <w:color w:val="777777"/>
-          <w:sz w:val="20"/>
-          <w:rFonts w:ascii="宋体" w:hAnsi="宋体" w:eastAsia="宋体"/>
-        </w:rPr>
-        <w:t>迁移脚本不认 --db 会静默写正式库</w:t>
-      </w:r>
-      <w:r>
-        <w:rPr>
-          <w:b w:val="0"/>
-          <w:color w:val="777777"/>
-          <w:sz w:val="20"/>
-          <w:rFonts w:ascii="宋体" w:hAnsi="宋体" w:eastAsia="宋体"/>
-        </w:rPr>
-        <w:t>。下方各节仍保留盘点当时的原始状态，便于对照。</w:t>
+        <w:t>。表数量、路由数量、文档清单全部重新实测过</w:t>
       </w:r>
     </w:p>
     <w:p>
@@ -251,7 +210,7 @@
           <w:sz w:val="21"/>
           <w:rFonts w:ascii="宋体" w:hAnsi="宋体" w:eastAsia="宋体"/>
         </w:rPr>
-        <w:t>协议的活已经干完（v2 → v2.1 → v2.2 三版全部接入，题库子系统从零建到能跑通小批量试导）；</w:t>
+        <w:t>协议侧三轮（v2 → v2.1 → v2.2）已全部接入，题库子系统从零建到能跑通小批量试导，</w:t>
       </w:r>
     </w:p>
     <w:p>
@@ -264,7 +223,7 @@
           <w:sz w:val="21"/>
           <w:rFonts w:ascii="宋体" w:hAnsi="宋体" w:eastAsia="宋体"/>
         </w:rPr>
-        <w:t>卡在联合验收上</w:t>
+        <w:t>队长 2026-10-20 那份回复里点名的五项欠账，当晚已全部清掉</w:t>
       </w:r>
       <w:r>
         <w:rPr>
@@ -272,7 +231,7 @@
           <w:sz w:val="21"/>
           <w:rFonts w:ascii="宋体" w:hAnsi="宋体" w:eastAsia="宋体"/>
         </w:rPr>
-        <w:t>：三号前端还没拉到含闭环接口的最新提交，四号还没回交第一批人工核对的题目数据，</w:t>
+        <w:t>。</w:t>
       </w:r>
     </w:p>
     <w:p>
@@ -285,7 +244,7 @@
           <w:sz w:val="21"/>
           <w:rFonts w:ascii="宋体" w:hAnsi="宋体" w:eastAsia="宋体"/>
         </w:rPr>
-        <w:t xml:space="preserve">正式库 question_bank 至今 </w:t>
+        <w:t>清的过程中反倒挖出两个比欠账本身严重的问题并已修复：</w:t>
       </w:r>
       <w:r>
         <w:rPr>
@@ -293,7 +252,7 @@
           <w:sz w:val="21"/>
           <w:rFonts w:ascii="宋体" w:hAnsi="宋体" w:eastAsia="宋体"/>
         </w:rPr>
-        <w:t>0 行</w:t>
+        <w:t>正式库缺 error_review_history 表</w:t>
       </w:r>
       <w:r>
         <w:rPr>
@@ -301,7 +260,65 @@
           <w:sz w:val="21"/>
           <w:rFonts w:ascii="宋体" w:hAnsi="宋体" w:eastAsia="宋体"/>
         </w:rPr>
-        <w:t>。另有队长 2026-10-20 那份回复里的五项待办，我还没动。</w:t>
+        <w:t>、</w:t>
+      </w:r>
+      <w:r>
+        <w:rPr>
+          <w:b/>
+          <w:sz w:val="21"/>
+          <w:rFonts w:ascii="宋体" w:hAnsi="宋体" w:eastAsia="宋体"/>
+        </w:rPr>
+        <w:t>迁移脚本不认 --db 会静默写正式库</w:t>
+      </w:r>
+      <w:r>
+        <w:rPr>
+          <w:b w:val="0"/>
+          <w:sz w:val="21"/>
+          <w:rFonts w:ascii="宋体" w:hAnsi="宋体" w:eastAsia="宋体"/>
+        </w:rPr>
+        <w:t>。</w:t>
+      </w:r>
+    </w:p>
+    <w:p>
+      <w:pPr>
+        <w:spacing w:after="80"/>
+      </w:pPr>
+      <w:r>
+        <w:rPr>
+          <w:b w:val="0"/>
+          <w:sz w:val="21"/>
+          <w:rFonts w:ascii="宋体" w:hAnsi="宋体" w:eastAsia="宋体"/>
+        </w:rPr>
+        <w:t>现在剩的卡点</w:t>
+      </w:r>
+      <w:r>
+        <w:rPr>
+          <w:b/>
+          <w:sz w:val="21"/>
+          <w:rFonts w:ascii="宋体" w:hAnsi="宋体" w:eastAsia="宋体"/>
+        </w:rPr>
+        <w:t>全在别人身上，不在我这里</w:t>
+      </w:r>
+      <w:r>
+        <w:rPr>
+          <w:b w:val="0"/>
+          <w:sz w:val="21"/>
+          <w:rFonts w:ascii="宋体" w:hAnsi="宋体" w:eastAsia="宋体"/>
+        </w:rPr>
+        <w:t>：三号前端还跑在旧代码上没拉新提交，四号还没回交第一批人工核对的题目数据。</w:t>
+      </w:r>
+    </w:p>
+    <w:p>
+      <w:pPr>
+        <w:spacing w:after="80"/>
+      </w:pPr>
+      <w:r>
+        <w:rPr>
+          <w:b/>
+          <w:sz w:val="21"/>
+          <w:rFonts w:ascii="宋体" w:hAnsi="宋体" w:eastAsia="宋体"/>
+        </w:rPr>
+        <w:t>正式库 question_bank 至今 0 行。</w:t>
       </w:r>
     </w:p>
     <w:p>
@@ -335,7 +352,7 @@
           <w:sz w:val="24"/>
           <w:rFonts w:ascii="微软雅黑" w:hAnsi="微软雅黑" w:eastAsia="微软雅黑"/>
         </w:rPr>
-        <w:t>2.1 后端接口（api.py，共 21 个路由）</w:t>
+        <w:t>2.1 后端接口（api.py，实测 23 个路由）</w:t>
       </w:r>
     </w:p>
     <w:tbl>
@@ -453,7 +470,7 @@
                 <w:sz w:val="20"/>
                 <w:rFonts w:ascii="宋体" w:hAnsi="宋体" w:eastAsia="宋体"/>
               </w:rPr>
-              <w:t>✅ /health 现返回数据库绝对路径与来源</w:t>
+              <w:t>✅ /health 返回库绝对路径 + 来源；服务启动时会打印一行，防止连错库</w:t>
             </w:r>
           </w:p>
         </w:tc>
@@ -487,7 +504,7 @@
                 <w:sz w:val="20"/>
                 <w:rFonts w:ascii="宋体" w:hAnsi="宋体" w:eastAsia="宋体"/>
               </w:rPr>
-              <w:t>GET /errors、GET /errors/{id}、POST /errors、PATCH /errors/{id}/answer、PATCH /errors/{id}/review、POST /errors/{id}/analyze、GET /errors/{id}/history、PATCH /errors/{id}/mastery</w:t>
+              <w:t>列表、详情、录入、改作答、复核、再次分析、历史、掌握度 共 8 个</w:t>
             </w:r>
           </w:p>
         </w:tc>
@@ -503,7 +520,7 @@
                 <w:sz w:val="20"/>
                 <w:rFonts w:ascii="宋体" w:hAnsi="宋体" w:eastAsia="宋体"/>
               </w:rPr>
-              <w:t>✅ 五项闭环接口全部实装并有验证用例</w:t>
+              <w:t>✅ 全部实装并有用例；再次分析与复核都有归档记录</w:t>
             </w:r>
           </w:p>
         </w:tc>
@@ -687,7 +704,7 @@
                 <w:sz w:val="20"/>
                 <w:rFonts w:ascii="宋体" w:hAnsi="宋体" w:eastAsia="宋体"/>
               </w:rPr>
-              <w:t>GET /question-bank、GET /question-bank/meta、GET /question-bank/{id}、POST /question-bank/{id}/check</w:t>
+              <w:t>GET /question-bank、/meta、/{id}、POST /{id}/check</w:t>
             </w:r>
           </w:p>
         </w:tc>
@@ -703,7 +720,7 @@
                 <w:sz w:val="20"/>
                 <w:rFonts w:ascii="宋体" w:hAnsi="宋体" w:eastAsia="宋体"/>
               </w:rPr>
-              <w:t>✅ 只读 + 无状态判分</w:t>
+              <w:t>✅ 只读查询 + 无状态判分</w:t>
             </w:r>
           </w:p>
         </w:tc>
@@ -732,7 +749,7 @@
           <w:sz w:val="21"/>
           <w:rFonts w:ascii="宋体" w:hAnsi="宋体" w:eastAsia="宋体"/>
         </w:rPr>
-        <w:t xml:space="preserve">正式库 data/learning.db 现有业务表 </w:t>
+        <w:t xml:space="preserve">正式库 data/learning.db 业务表 </w:t>
       </w:r>
       <w:r>
         <w:rPr>
@@ -740,7 +757,7 @@
           <w:sz w:val="21"/>
           <w:rFonts w:ascii="宋体" w:hAnsi="宋体" w:eastAsia="宋体"/>
         </w:rPr>
-        <w:t>17 张</w:t>
+        <w:t>18 张</w:t>
       </w:r>
       <w:r>
         <w:rPr>
@@ -748,7 +765,20 @@
           <w:sz w:val="21"/>
           <w:rFonts w:ascii="宋体" w:hAnsi="宋体" w:eastAsia="宋体"/>
         </w:rPr>
-        <w:t>，integrity_check 通过：</w:t>
+        <w:t>（比前一版 +1，补的就是归档表），</w:t>
+      </w:r>
+    </w:p>
+    <w:p>
+      <w:pPr>
+        <w:spacing w:after="80"/>
+      </w:pPr>
+      <w:r>
+        <w:rPr>
+          <w:b w:val="0"/>
+          <w:sz w:val="21"/>
+          <w:rFonts w:ascii="宋体" w:hAnsi="宋体" w:eastAsia="宋体"/>
+        </w:rPr>
+        <w:t>integrity_check = ok，foreign_key_check 无异常：</w:t>
       </w:r>
     </w:p>
     <w:tbl>
@@ -908,7 +938,7 @@
                 <w:sz w:val="20"/>
                 <w:rFonts w:ascii="宋体" w:hAnsi="宋体" w:eastAsia="宋体"/>
               </w:rPr>
-              <w:t>错题本，未被题库导入触碰过</w:t>
+              <w:t>错题本，全程未被题库导入触碰</w:t>
             </w:r>
           </w:p>
         </w:tc>
@@ -1186,6 +1216,64 @@
                 <w:sz w:val="20"/>
                 <w:rFonts w:ascii="宋体" w:hAnsi="宋体" w:eastAsia="宋体"/>
               </w:rPr>
+              <w:t>error_review_history</w:t>
+            </w:r>
+          </w:p>
+        </w:tc>
+        <w:tc>
+          <w:tcPr>
+            <w:tcW w:type="dxa" w:w="2880"/>
+          </w:tcPr>
+          <w:p>
+            <w:r/>
+            <w:r>
+              <w:rPr>
+                <w:b w:val="0"/>
+                <w:sz w:val="20"/>
+                <w:rFonts w:ascii="宋体" w:hAnsi="宋体" w:eastAsia="宋体"/>
+              </w:rPr>
+              <w:t>0</w:t>
+            </w:r>
+          </w:p>
+        </w:tc>
+        <w:tc>
+          <w:tcPr>
+            <w:tcW w:type="dxa" w:w="2880"/>
+          </w:tcPr>
+          <w:p>
+            <w:r/>
+            <w:r>
+              <w:rPr>
+                <w:b/>
+                <w:sz w:val="20"/>
+                <w:rFonts w:ascii="宋体" w:hAnsi="宋体" w:eastAsia="宋体"/>
+              </w:rPr>
+              <w:t>当晚补建</w:t>
+            </w:r>
+            <w:r>
+              <w:rPr>
+                <w:b w:val="0"/>
+                <w:sz w:val="20"/>
+                <w:rFonts w:ascii="宋体" w:hAnsi="宋体" w:eastAsia="宋体"/>
+              </w:rPr>
+              <w:t>；此前正式库根本没有这张表</w:t>
+            </w:r>
+          </w:p>
+        </w:tc>
+      </w:tr>
+      <w:tr>
+        <w:tc>
+          <w:tcPr>
+            <w:tcW w:type="dxa" w:w="2880"/>
+          </w:tcPr>
+          <w:p>
+            <w:r/>
+            <w:r>
+              <w:rPr>
+                <w:b w:val="0"/>
+                <w:sz w:val="20"/>
+                <w:rFonts w:ascii="宋体" w:hAnsi="宋体" w:eastAsia="宋体"/>
+              </w:rPr>
               <w:t>question_bank</w:t>
             </w:r>
           </w:p>
@@ -1342,7 +1430,7 @@
           <w:sz w:val="24"/>
           <w:rFonts w:ascii="微软雅黑" w:hAnsi="微软雅黑" w:eastAsia="微软雅黑"/>
         </w:rPr>
-        <w:t>2.3 AI 协议接入（三轮）</w:t>
+        <w:t>2.3 AI 协议接入（三轮，全接入）</w:t>
       </w:r>
     </w:p>
     <w:tbl>
@@ -1628,7 +1716,7 @@
                 <w:sz w:val="20"/>
                 <w:rFonts w:ascii="宋体" w:hAnsi="宋体" w:eastAsia="宋体"/>
               </w:rPr>
-              <w:t>队长点名的四个待修点全部修复，23 项断言通过</w:t>
+              <w:t>队长点名的四个待修点全修，23 项断言通过</w:t>
             </w:r>
           </w:p>
         </w:tc>
@@ -1644,7 +1732,7 @@
           <w:sz w:val="21"/>
           <w:rFonts w:ascii="宋体" w:hAnsi="宋体" w:eastAsia="宋体"/>
         </w:rPr>
-        <w:t>加了滚动：5d3aca6 统一计划参数两入口（37 项校验含真实 HTTP 比对）。</w:t>
+        <w:t>滚动补：5d3aca6 统一计划参数两入口（37 项校验含真实 HTTP 比对）。</w:t>
       </w:r>
     </w:p>
     <w:p>
@@ -1657,7 +1745,7 @@
           <w:sz w:val="21"/>
           <w:rFonts w:ascii="宋体" w:hAnsi="宋体" w:eastAsia="宋体"/>
         </w:rPr>
-        <w:t>协议测试现状</w:t>
+        <w:t>回归现状（本次整理时重跑）</w:t>
       </w:r>
       <w:r>
         <w:rPr>
@@ -1665,7 +1753,23 @@
           <w:sz w:val="21"/>
           <w:rFonts w:ascii="宋体" w:hAnsi="宋体" w:eastAsia="宋体"/>
         </w:rPr>
-        <w:t>：ai_protocol_test.py 31 组 / 144 项断言全通过；controlled_branch_test.py 受控链路 37 项全过；verify_plan_param_parity.py 37 项全过。</w:t>
+        <w:t xml:space="preserve">：ai_protocol_test.py 全通过、controlled_branch_test.py 受控链路 </w:t>
+      </w:r>
+      <w:r>
+        <w:rPr>
+          <w:b/>
+          <w:sz w:val="21"/>
+          <w:rFonts w:ascii="宋体" w:hAnsi="宋体" w:eastAsia="宋体"/>
+        </w:rPr>
+        <w:t>37 项通过 0 失败</w:t>
+      </w:r>
+      <w:r>
+        <w:rPr>
+          <w:b w:val="0"/>
+          <w:sz w:val="21"/>
+          <w:rFonts w:ascii="宋体" w:hAnsi="宋体" w:eastAsia="宋体"/>
+        </w:rPr>
+        <w:t>、verify_plan_param_parity.py 37 项通过。</w:t>
       </w:r>
     </w:p>
     <w:p>
@@ -1749,7 +1853,7 @@
           <w:sz w:val="21"/>
           <w:rFonts w:ascii="宋体" w:hAnsi="宋体" w:eastAsia="宋体"/>
         </w:rPr>
-        <w:t>导入脚本 question_bank_import.py（PDF 自动切题）与 question_bank_csv.py（四号手工数据）</w:t>
+        <w:t>两条导入路径：question_bank_import.py（PDF 自动切题）与 question_bank_csv.py（四号手工数据）</w:t>
       </w:r>
     </w:p>
     <w:p>
@@ -1762,7 +1866,7 @@
           <w:sz w:val="21"/>
           <w:rFonts w:ascii="宋体" w:hAnsi="宋体" w:eastAsia="宋体"/>
         </w:rPr>
-        <w:t>导入保护：单一配置（--db &gt; 环境变量 &gt; 默认）、写库前打印绝对路径、--dry-run、--report JSON 报告、事务策略明示、已人工核对的题不覆盖而进冲突表</w:t>
+        <w:t>导入保护：单一配置（--db &gt; 环境变量 &gt; 默认）、写库前打印绝对路径、--dry-run、--report JSON、事务策略明示、已人工核对的题不覆盖而进冲突表</w:t>
       </w:r>
     </w:p>
     <w:p>
@@ -1828,67 +1932,7 @@
           <w:sz w:val="24"/>
           <w:rFonts w:ascii="微软雅黑" w:hAnsi="微软雅黑" w:eastAsia="微软雅黑"/>
         </w:rPr>
-        <w:t>2.5 交付文档</w:t>
-      </w:r>
-    </w:p>
-    <w:p>
-      <w:pPr>
-        <w:spacing w:after="80"/>
-      </w:pPr>
-      <w:r>
-        <w:rPr>
-          <w:b w:val="0"/>
-          <w:sz w:val="21"/>
-          <w:rFonts w:ascii="宋体" w:hAnsi="宋体" w:eastAsia="宋体"/>
-        </w:rPr>
-        <w:t>docs/待发送/ 下 11 份 Word：回复队长第二轮 / 第三轮 / 第四轮 / 第五轮 / Q01 试导交接，通知三号 v2 字段变更 / 后端接口闭环 / 题库接口，给四号院校表字段清单 / 题库对接 / 题库字段规范，外加 CSV 样例模板。</w:t>
-      </w:r>
-    </w:p>
-    <w:p>
-      <w:pPr>
-        <w:spacing w:after="80"/>
-      </w:pPr>
-      <w:r>
-        <w:rPr>
-          <w:b w:val="0"/>
-          <w:sz w:val="21"/>
-          <w:rFonts w:ascii="宋体" w:hAnsi="宋体" w:eastAsia="宋体"/>
-        </w:rPr>
-        <w:t>另有 docs/第二阶段错误日志.md（44 条）与 docs/部署日志.md。</w:t>
-      </w:r>
-    </w:p>
-    <w:p>
-      <w:pPr>
-        <w:spacing w:after="40"/>
-        <w:pBdr>
-          <w:bottom w:val="single" w:sz="6" w:color="BFBFBF"/>
-        </w:pBdr>
-      </w:pPr>
-    </w:p>
-    <w:p>
-      <w:pPr>
-        <w:spacing w:before="200" w:after="120"/>
-      </w:pPr>
-      <w:r>
-        <w:rPr>
-          <w:b/>
-          <w:sz w:val="28"/>
-          <w:rFonts w:ascii="微软雅黑" w:hAnsi="微软雅黑" w:eastAsia="微软雅黑"/>
-        </w:rPr>
-        <w:t>三 未完成的部分</w:t>
-      </w:r>
-    </w:p>
-    <w:p>
-      <w:pPr>
-        <w:spacing w:before="120" w:after="120"/>
-      </w:pPr>
-      <w:r>
-        <w:rPr>
-          <w:b/>
-          <w:sz w:val="24"/>
-          <w:rFonts w:ascii="微软雅黑" w:hAnsi="微软雅黑" w:eastAsia="微软雅黑"/>
-        </w:rPr>
-        <w:t>3.1 我这边欠的作业（队长 2026-10-20 那份回复里点名的，我还没做）</w:t>
+        <w:t>2.5 当晚补完的五项欠账</w:t>
       </w:r>
     </w:p>
     <w:tbl>
@@ -1937,7 +1981,7 @@
                 <w:sz w:val="20"/>
                 <w:rFonts w:ascii="宋体" w:hAnsi="宋体" w:eastAsia="宋体"/>
               </w:rPr>
-              <w:t>待办</w:t>
+              <w:t>队长的待办</w:t>
             </w:r>
           </w:p>
         </w:tc>
@@ -1956,7 +2000,7 @@
                 <w:sz w:val="20"/>
                 <w:rFonts w:ascii="宋体" w:hAnsi="宋体" w:eastAsia="宋体"/>
               </w:rPr>
-              <w:t>现状</w:t>
+              <w:t>怎么落的</w:t>
             </w:r>
           </w:p>
         </w:tc>
@@ -1990,7 +2034,7 @@
                 <w:sz w:val="20"/>
                 <w:rFonts w:ascii="宋体" w:hAnsi="宋体" w:eastAsia="宋体"/>
               </w:rPr>
-              <w:t>改正 gateway_placeholders 的描述</w:t>
+              <w:t>改正占位符描述</w:t>
             </w:r>
           </w:p>
         </w:tc>
@@ -2002,11 +2046,19 @@
             <w:r/>
             <w:r>
               <w:rPr>
+                <w:b/>
+                <w:sz w:val="20"/>
+                <w:rFonts w:ascii="宋体" w:hAnsi="宋体" w:eastAsia="宋体"/>
+              </w:rPr>
+              <w:t>队长意见实测成立</w:t>
+            </w:r>
+            <w:r>
+              <w:rPr>
                 <w:b w:val="0"/>
                 <w:sz w:val="20"/>
                 <w:rFonts w:ascii="宋体" w:hAnsi="宋体" w:eastAsia="宋体"/>
               </w:rPr>
-              <w:t>队长的意见</w:t>
+              <w:t>：确有 _PLACEHOLDERS 全局缓存，首次算完就 return，不重读文件；加载时也确实临时增删了 sys.path。我原先写的"每次重新 exec、不污染 sys.path"</w:t>
             </w:r>
             <w:r>
               <w:rPr>
@@ -2014,7 +2066,7 @@
                 <w:sz w:val="20"/>
                 <w:rFonts w:ascii="宋体" w:hAnsi="宋体" w:eastAsia="宋体"/>
               </w:rPr>
-              <w:t>实测成立</w:t>
+              <w:t>两句都不准</w:t>
             </w:r>
             <w:r>
               <w:rPr>
@@ -2022,23 +2074,7 @@
                 <w:sz w:val="20"/>
                 <w:rFonts w:ascii="宋体" w:hAnsi="宋体" w:eastAsia="宋体"/>
               </w:rPr>
-              <w:t>：ai_interface.py:1056 确有 _PLACEHOLDERS 全局缓存，首次算完就 return；加载时也确实临时增删了 sys.path。我报告里写"每次重新 exec、不污染 sys.path"是</w:t>
-            </w:r>
-            <w:r>
-              <w:rPr>
-                <w:b/>
-                <w:sz w:val="20"/>
-                <w:rFonts w:ascii="宋体" w:hAnsi="宋体" w:eastAsia="宋体"/>
-              </w:rPr>
-              <w:t>不准的</w:t>
-            </w:r>
-            <w:r>
-              <w:rPr>
-                <w:b w:val="0"/>
-                <w:sz w:val="20"/>
-                <w:rFonts w:ascii="宋体" w:hAnsi="宋体" w:eastAsia="宋体"/>
-              </w:rPr>
-              <w:t>，要改文档和 docstring，并按队长建议写明"替换网关包后重启后端"</w:t>
+              <w:t>，已改正并写进 docstring</w:t>
             </w:r>
           </w:p>
         </w:tc>
@@ -2088,7 +2124,7 @@
                 <w:sz w:val="20"/>
                 <w:rFonts w:ascii="宋体" w:hAnsi="宋体" w:eastAsia="宋体"/>
               </w:rPr>
-              <w:t>实现是：只有原状态为 confirmed 才退回 pending_review，</w:t>
+              <w:t>「归档条件」和「状态回退条件」原本混写成一句，实为两回事，已按四个分支重写，返回体 note 也改成跟 SQL 说同一件事。</w:t>
             </w:r>
             <w:r>
               <w:rPr>
@@ -2096,15 +2132,7 @@
                 <w:sz w:val="20"/>
                 <w:rFonts w:ascii="宋体" w:hAnsi="宋体" w:eastAsia="宋体"/>
               </w:rPr>
-              <w:t>其他状态保持原值</w:t>
-            </w:r>
-            <w:r>
-              <w:rPr>
-                <w:b w:val="0"/>
-                <w:sz w:val="20"/>
-                <w:rFonts w:ascii="宋体" w:hAnsi="宋体" w:eastAsia="宋体"/>
-              </w:rPr>
-              <w:t>。上一份反馈文档的措辞容易被读成"一律退回"，要改写；若想让所有旧分类状态统一退回，需另行明确迁移口径并测试</w:t>
+              <w:t>没擅自扩大 CASE 范围</w:t>
             </w:r>
           </w:p>
         </w:tc>
@@ -2138,7 +2166,7 @@
                 <w:sz w:val="20"/>
                 <w:rFonts w:ascii="宋体" w:hAnsi="宋体" w:eastAsia="宋体"/>
               </w:rPr>
-              <w:t>error_review_history 部署说明</w:t>
+              <w:t>归档表部署说明</w:t>
             </w:r>
           </w:p>
         </w:tc>
@@ -2154,15 +2182,7 @@
                 <w:sz w:val="20"/>
                 <w:rFonts w:ascii="宋体" w:hAnsi="宋体" w:eastAsia="宋体"/>
               </w:rPr>
-              <w:t>这张表是部署依赖，目前只在自己测试库验过。要写进安装与升级说明：迁移脚本、备份、检查步骤，并给出新安装 / 旧库升级 / 重复执行</w:t>
-            </w:r>
-            <w:r>
-              <w:rPr>
-                <w:b/>
-                <w:sz w:val="20"/>
-                <w:rFonts w:ascii="宋体" w:hAnsi="宋体" w:eastAsia="宋体"/>
-              </w:rPr>
-              <w:t>三种场景各自的运行结果</w:t>
+              <w:t>新写《部署说明_数据库安装与升级》，三场景实测：全新安装 18 表 / 旧库升级 check 退出码 1→0 / 重复执行三次无副作用</w:t>
             </w:r>
           </w:p>
         </w:tc>
@@ -2212,23 +2232,7 @@
                 <w:sz w:val="20"/>
                 <w:rFonts w:ascii="宋体" w:hAnsi="宋体" w:eastAsia="宋体"/>
               </w:rPr>
-              <w:t>队长定为"无效输出被正确拒绝，解题质量未验收"。要登记</w:t>
-            </w:r>
-            <w:r>
-              <w:rPr>
-                <w:b/>
-                <w:sz w:val="20"/>
-                <w:rFonts w:ascii="宋体" w:hAnsi="宋体" w:eastAsia="宋体"/>
-              </w:rPr>
-              <w:t>原题无法恢复</w:t>
-            </w:r>
-            <w:r>
-              <w:rPr>
-                <w:b w:val="0"/>
-                <w:sz w:val="20"/>
-                <w:rFonts w:ascii="宋体" w:hAnsi="宋体" w:eastAsia="宋体"/>
-              </w:rPr>
-              <w:t>，保留历史记录并标记为不可用于解题质量评测；另选有来源的新编号样本继续验收</w:t>
+              <w:t>已在正式库登记"原题无法恢复，不可用于解题质量评测"（只写 user_notes），review_flag 与 error_type 一字未动，全库仅 1 条被标记</w:t>
             </w:r>
           </w:p>
         </w:tc>
@@ -2278,7 +2282,7 @@
                 <w:sz w:val="20"/>
                 <w:rFonts w:ascii="宋体" w:hAnsi="宋体" w:eastAsia="宋体"/>
               </w:rPr>
-              <w:t>要在《后端接口闭环说明》里补：changed、previous_conclusion_invalidated、previous_review_flag、history 查询、计划参数拒绝规则、"分析失败不改状态"，并再次确认 answer ↔ wrong_answer_text、reference_answer ↔ answer_text</w:t>
+              <w:t>《通知3号_闭环接口说明补充》已补齐 changed / previous_conclusion_invalidated / previous_review_flag / history / 计划参数拒绝规则 / 失败不改状态，并重申 answer ↔ wrong_answer_text 的映射</w:t>
             </w:r>
           </w:p>
         </w:tc>
@@ -2286,34 +2290,120 @@
     </w:tbl>
     <w:p>
       <w:pPr>
-        <w:ind w:left="360"/>
+        <w:spacing w:before="120" w:after="120"/>
+      </w:pPr>
+      <w:r>
+        <w:rPr>
+          <w:b/>
+          <w:sz w:val="24"/>
+          <w:rFonts w:ascii="微软雅黑" w:hAnsi="微软雅黑" w:eastAsia="微软雅黑"/>
+        </w:rPr>
+        <w:t>2.6 交付文档</w:t>
+      </w:r>
+    </w:p>
+    <w:p>
+      <w:pPr>
+        <w:spacing w:after="80"/>
       </w:pPr>
       <w:r>
         <w:rPr>
           <w:b w:val="0"/>
-          <w:color w:val="777777"/>
-          <w:sz w:val="20"/>
+          <w:sz w:val="21"/>
           <w:rFonts w:ascii="宋体" w:hAnsi="宋体" w:eastAsia="宋体"/>
         </w:rPr>
-        <w:t>队长第六节的两条 실행保护（controlled_branch_test.py 后段硬编码测试库、verify_v22_fixes.py 需核对服务端实际库），</w:t>
+        <w:t xml:space="preserve">docs/待发送/ 下 </w:t>
       </w:r>
       <w:r>
         <w:rPr>
           <w:b/>
-          <w:color w:val="777777"/>
-          <w:sz w:val="20"/>
+          <w:sz w:val="21"/>
           <w:rFonts w:ascii="宋体" w:hAnsi="宋体" w:eastAsia="宋体"/>
         </w:rPr>
-        <w:t>已在 10-21 的 Q01 那轮顺手做完</w:t>
+        <w:t>15 份 Word</w:t>
       </w:r>
       <w:r>
         <w:rPr>
           <w:b w:val="0"/>
-          <w:color w:val="777777"/>
-          <w:sz w:val="20"/>
+          <w:sz w:val="21"/>
           <w:rFonts w:ascii="宋体" w:hAnsi="宋体" w:eastAsia="宋体"/>
         </w:rPr>
-        <w:t>。</w:t>
+        <w:t>：回复队长第二轮至第五轮 + Q01 试导交接 + 第六轮反馈，</w:t>
+      </w:r>
+    </w:p>
+    <w:p>
+      <w:pPr>
+        <w:spacing w:after="80"/>
+      </w:pPr>
+      <w:r>
+        <w:rPr>
+          <w:b w:val="0"/>
+          <w:sz w:val="21"/>
+          <w:rFonts w:ascii="宋体" w:hAnsi="宋体" w:eastAsia="宋体"/>
+        </w:rPr>
+        <w:t>通知三号 v2 字段变更 / 后端接口闭环 / 题库接口 / 闭环补充，给四号院校表字段清单 / 题库对接 / 题库字段规范，</w:t>
+      </w:r>
+    </w:p>
+    <w:p>
+      <w:pPr>
+        <w:spacing w:after="80"/>
+      </w:pPr>
+      <w:r>
+        <w:rPr>
+          <w:b w:val="0"/>
+          <w:sz w:val="21"/>
+          <w:rFonts w:ascii="宋体" w:hAnsi="宋体" w:eastAsia="宋体"/>
+        </w:rPr>
+        <w:t>外加《部署说明_数据库安装与升级》《项目进度总结》与 CSV 样例模板 题目主数据_样例_待四号填写.csv。</w:t>
+      </w:r>
+    </w:p>
+    <w:p>
+      <w:pPr>
+        <w:spacing w:after="80"/>
+      </w:pPr>
+      <w:r>
+        <w:rPr>
+          <w:b w:val="0"/>
+          <w:sz w:val="21"/>
+          <w:rFonts w:ascii="宋体" w:hAnsi="宋体" w:eastAsia="宋体"/>
+        </w:rPr>
+        <w:t>另有 docs/第二阶段错误日志.md（</w:t>
+      </w:r>
+      <w:r>
+        <w:rPr>
+          <w:b/>
+          <w:sz w:val="21"/>
+          <w:rFonts w:ascii="宋体" w:hAnsi="宋体" w:eastAsia="宋体"/>
+        </w:rPr>
+        <w:t>45 条</w:t>
+      </w:r>
+      <w:r>
+        <w:rPr>
+          <w:b w:val="0"/>
+          <w:sz w:val="21"/>
+          <w:rFonts w:ascii="宋体" w:hAnsi="宋体" w:eastAsia="宋体"/>
+        </w:rPr>
+        <w:t>）与 docs/部署日志.md。</w:t>
+      </w:r>
+    </w:p>
+    <w:p>
+      <w:pPr>
+        <w:spacing w:after="40"/>
+        <w:pBdr>
+          <w:bottom w:val="single" w:sz="6" w:color="BFBFBF"/>
+        </w:pBdr>
+      </w:pPr>
+    </w:p>
+    <w:p>
+      <w:pPr>
+        <w:spacing w:before="200" w:after="120"/>
+      </w:pPr>
+      <w:r>
+        <w:rPr>
+          <w:b/>
+          <w:sz w:val="28"/>
+          <w:rFonts w:ascii="微软雅黑" w:hAnsi="微软雅黑" w:eastAsia="微软雅黑"/>
+        </w:rPr>
+        <w:t>三 未完成的部分</w:t>
       </w:r>
     </w:p>
     <w:p>
@@ -2326,7 +2416,7 @@
           <w:sz w:val="24"/>
           <w:rFonts w:ascii="微软雅黑" w:hAnsi="微软雅黑" w:eastAsia="微软雅黑"/>
         </w:rPr>
-        <w:t>3.2 等别人</w:t>
+        <w:t>3.1 等别人（卡点全在这一栏，没有一项是我能自己往下推的）</w:t>
       </w:r>
     </w:p>
     <w:tbl>
@@ -2428,7 +2518,7 @@
                 <w:sz w:val="20"/>
                 <w:rFonts w:ascii="宋体" w:hAnsi="宋体" w:eastAsia="宋体"/>
               </w:rPr>
-              <w:t>拉最新代码重跑闭环三接口；回拉页面端录像与失败清单</w:t>
+              <w:t>拉最新代码重跑闭环三接口；回传页面录像与失败清单</w:t>
             </w:r>
           </w:p>
         </w:tc>
@@ -2660,7 +2750,83 @@
           <w:sz w:val="24"/>
           <w:rFonts w:ascii="微软雅黑" w:hAnsi="微软雅黑" w:eastAsia="微软雅黑"/>
         </w:rPr>
-        <w:t>3.3 已明确知道不做 / 没做</w:t>
+        <w:t>3.2 等队长拍板</w:t>
+      </w:r>
+    </w:p>
+    <w:p>
+      <w:pPr>
+        <w:spacing w:after="80"/>
+      </w:pPr>
+      <w:r>
+        <w:rPr>
+          <w:b w:val="0"/>
+          <w:sz w:val="21"/>
+          <w:rFonts w:ascii="宋体" w:hAnsi="宋体" w:eastAsia="宋体"/>
+        </w:rPr>
+        <w:t xml:space="preserve">题库 status 现在用 draft / pending_review / verified / rejected，其中 pending_review 与错题 review_flag='pending_review' </w:t>
+      </w:r>
+      <w:r>
+        <w:rPr>
+          <w:b/>
+          <w:sz w:val="21"/>
+          <w:rFonts w:ascii="宋体" w:hAnsi="宋体" w:eastAsia="宋体"/>
+        </w:rPr>
+        <w:t>撞名</w:t>
+      </w:r>
+      <w:r>
+        <w:rPr>
+          <w:b w:val="0"/>
+          <w:sz w:val="21"/>
+          <w:rFonts w:ascii="宋体" w:hAnsi="宋体" w:eastAsia="宋体"/>
+        </w:rPr>
+        <w:t>。</w:t>
+      </w:r>
+    </w:p>
+    <w:p>
+      <w:pPr>
+        <w:spacing w:after="80"/>
+      </w:pPr>
+      <w:r>
+        <w:rPr>
+          <w:b w:val="0"/>
+          <w:sz w:val="21"/>
+          <w:rFonts w:ascii="宋体" w:hAnsi="宋体" w:eastAsia="宋体"/>
+        </w:rPr>
+        <w:t>队长在给四号的回复里要求应用层状态不与错题混用，建议用 pending。</w:t>
+      </w:r>
+    </w:p>
+    <w:p>
+      <w:pPr>
+        <w:spacing w:after="80"/>
+      </w:pPr>
+      <w:r>
+        <w:rPr>
+          <w:b/>
+          <w:sz w:val="21"/>
+          <w:rFonts w:ascii="宋体" w:hAnsi="宋体" w:eastAsia="宋体"/>
+        </w:rPr>
+        <w:t>口径得他定，我没擅自改。</w:t>
+      </w:r>
+      <w:r>
+        <w:rPr>
+          <w:b w:val="0"/>
+          <w:sz w:val="21"/>
+          <w:rFonts w:ascii="宋体" w:hAnsi="宋体" w:eastAsia="宋体"/>
+        </w:rPr>
+        <w:t xml:space="preserve"> 题库现在 0 行，改起来成本极低，他说一句就能动。</w:t>
+      </w:r>
+    </w:p>
+    <w:p>
+      <w:pPr>
+        <w:spacing w:before="120" w:after="120"/>
+      </w:pPr>
+      <w:r>
+        <w:rPr>
+          <w:b/>
+          <w:sz w:val="24"/>
+          <w:rFonts w:ascii="微软雅黑" w:hAnsi="微软雅黑" w:eastAsia="微软雅黑"/>
+        </w:rPr>
+        <w:t>3.3 明确不做 / 没做</w:t>
       </w:r>
     </w:p>
     <w:p>
@@ -2702,7 +2868,7 @@
           <w:sz w:val="21"/>
           <w:rFonts w:ascii="宋体" w:hAnsi="宋体" w:eastAsia="宋体"/>
         </w:rPr>
-        <w:t>：没做。题里记了相对路径，但前端现在</w:t>
+        <w:t>：没做。题里存了相对路径，但前端现在</w:t>
       </w:r>
       <w:r>
         <w:rPr>
@@ -2711,14 +2877,6 @@
           <w:rFonts w:ascii="宋体" w:hAnsi="宋体" w:eastAsia="宋体"/>
         </w:rPr>
         <w:t>放不了音频</w:t>
-      </w:r>
-      <w:r>
-        <w:rPr>
-          <w:b w:val="0"/>
-          <w:sz w:val="21"/>
-          <w:rFonts w:ascii="宋体" w:hAnsi="宋体" w:eastAsia="宋体"/>
-        </w:rPr>
-        <w:t>，也看不了图片引用</w:t>
       </w:r>
     </w:p>
     <w:p>
@@ -2889,7 +3047,7 @@
           <w:sz w:val="21"/>
           <w:rFonts w:ascii="宋体" w:hAnsi="宋体" w:eastAsia="宋体"/>
         </w:rPr>
-        <w:t>后果很直接——答案和解析根本提不出来，只能空着（按约定 answer 为 NULL 表示还没拿到，不填占位符）。</w:t>
+        <w:t>后果直接——答案和解析提不出来，只能空着（按约定 answer 为 NULL 表示还没拿到，不填占位符）。</w:t>
       </w:r>
     </w:p>
     <w:p>
@@ -2902,7 +3060,7 @@
           <w:sz w:val="21"/>
           <w:rFonts w:ascii="宋体" w:hAnsi="宋体" w:eastAsia="宋体"/>
         </w:rPr>
-        <w:t>数量若外推到全库（四号报 554 个文件 / 236 套卷），意味着</w:t>
+        <w:t>数量外推到全库（四号报 554 个文件 / 236 套卷），意味着</w:t>
       </w:r>
       <w:r>
         <w:rPr>
@@ -2931,7 +3089,23 @@
           <w:sz w:val="21"/>
           <w:rFonts w:ascii="宋体" w:hAnsi="宋体" w:eastAsia="宋体"/>
         </w:rPr>
-        <w:t>而我现在还没有一条跑通的 OCR → 答案 → 入库流水线。这是全库导入前必须解决的事，不能靠"先把结构做好"掩盖过去。</w:t>
+        <w:t>而我现在</w:t>
+      </w:r>
+      <w:r>
+        <w:rPr>
+          <w:b/>
+          <w:sz w:val="21"/>
+          <w:rFonts w:ascii="宋体" w:hAnsi="宋体" w:eastAsia="宋体"/>
+        </w:rPr>
+        <w:t>还没有一条跑通的 OCR → 答案 → 入库流水线</w:t>
+      </w:r>
+      <w:r>
+        <w:rPr>
+          <w:b w:val="0"/>
+          <w:sz w:val="21"/>
+          <w:rFonts w:ascii="宋体" w:hAnsi="宋体" w:eastAsia="宋体"/>
+        </w:rPr>
+        <w:t>。这是全库能不能落地的关键路径，不能靠"结构已经做好"掩盖过去。</w:t>
       </w:r>
     </w:p>
     <w:p>
@@ -2957,7 +3131,7 @@
           <w:sz w:val="21"/>
           <w:rFonts w:ascii="宋体" w:hAnsi="宋体" w:eastAsia="宋体"/>
         </w:rPr>
-        <w:t>判扫描件只能靠"有字页占比 ≥0.8"。政治真题封面是文字层（373 字）、正文 12 页全图，</w:t>
+        <w:t>判扫描件只能靠"有字页占比 ≥0.8"。政治真题封面是文字层、正文 12 页全图，</w:t>
       </w:r>
       <w:r>
         <w:rPr>
@@ -2978,7 +3152,7 @@
           <w:sz w:val="21"/>
           <w:rFonts w:ascii="宋体" w:hAnsi="宋体" w:eastAsia="宋体"/>
         </w:rPr>
-        <w:t>噪声题靠词表识别（"填涂/签字笔/黑色字迹"等）。英语一的"注意事项第 4 条"曾与真第 4 题撞 source_question_id。</w:t>
+        <w:t>噪声题靠词表识别。英语一"注意事项第 4 条"曾与真第 4 题撞 source_question_id。</w:t>
       </w:r>
       <w:r>
         <w:rPr>
@@ -2986,7 +3160,7 @@
           <w:sz w:val="21"/>
           <w:rFonts w:ascii="宋体" w:hAnsi="宋体" w:eastAsia="宋体"/>
         </w:rPr>
-        <w:t>词表方案本身就不可靠</w:t>
+        <w:t>词表方案本身不可靠</w:t>
       </w:r>
       <w:r>
         <w:rPr>
@@ -3036,7 +3210,7 @@
           <w:sz w:val="21"/>
           <w:rFonts w:ascii="宋体" w:hAnsi="宋体" w:eastAsia="宋体"/>
         </w:rPr>
-        <w:t>四六级听力无书面题干，卷面是 3. A) xxx 题号与选项同行，选项正则要允许题号前缀</w:t>
+        <w:t>四六级听力无书面题干，卷面 3. A) xxx 题号与选项同行，选项正则要允许题号前缀并从 m.start(1) 截断</w:t>
       </w:r>
     </w:p>
     <w:p>
@@ -3062,7 +3236,7 @@
           <w:sz w:val="21"/>
           <w:rFonts w:ascii="宋体" w:hAnsi="宋体" w:eastAsia="宋体"/>
         </w:rPr>
-        <w:t>code=2 语义分裂：原协议指"输出不合法（后端重试一次）"，网关指"请求字段错误（重试无意义）"</w:t>
+        <w:t>code=2 语义分裂：原协议指"输出不合法（重试一次）"，网关指"请求字段错误（重试无意义）"</w:t>
       </w:r>
     </w:p>
     <w:p>
@@ -3088,7 +3262,7 @@
           <w:sz w:val="21"/>
           <w:rFonts w:ascii="宋体" w:hAnsi="宋体" w:eastAsia="宋体"/>
         </w:rPr>
-        <w:t>7B 有随机性，所以地标做 validation：</w:t>
+        <w:t>7B 有随机性，所以</w:t>
       </w:r>
       <w:r>
         <w:rPr>
@@ -3109,6 +3283,27 @@
     </w:p>
     <w:p>
       <w:pPr>
+        <w:pStyle w:val="ListBullet"/>
+      </w:pPr>
+      <w:r>
+        <w:rPr>
+          <w:b/>
+          <w:sz w:val="21"/>
+          <w:rFonts w:ascii="宋体" w:hAnsi="宋体" w:eastAsia="宋体"/>
+        </w:rPr>
+        <w:t>换网关包后必须重启后端</w:t>
+      </w:r>
+      <w:r>
+        <w:rPr>
+          <w:b w:val="0"/>
+          <w:sz w:val="21"/>
+          <w:rFonts w:ascii="宋体" w:hAnsi="宋体" w:eastAsia="宋体"/>
+        </w:rPr>
+        <w:t>（占位符有缓存，实测同进程换包读不到新值）</w:t>
+      </w:r>
+    </w:p>
+    <w:p>
+      <w:pPr>
         <w:spacing w:before="120" w:after="120"/>
       </w:pPr>
       <w:r>
@@ -3117,7 +3312,7 @@
           <w:sz w:val="24"/>
           <w:rFonts w:ascii="微软雅黑" w:hAnsi="微软雅黑" w:eastAsia="微软雅黑"/>
         </w:rPr>
-        <w:t>4.4 状态命名可能要改</w:t>
+        <w:t>4.4 验证习惯上的教训（本轮真踩了）</w:t>
       </w:r>
     </w:p>
     <w:p>
@@ -3130,7 +3325,23 @@
           <w:sz w:val="21"/>
           <w:rFonts w:ascii="宋体" w:hAnsi="宋体" w:eastAsia="宋体"/>
         </w:rPr>
-        <w:t>题库的 status 我用的是 draft / pending_review / verified / rejected。</w:t>
+        <w:t>三项归档功能我上一轮报告"已修复"，但</w:t>
+      </w:r>
+      <w:r>
+        <w:rPr>
+          <w:b/>
+          <w:sz w:val="21"/>
+          <w:rFonts w:ascii="宋体" w:hAnsi="宋体" w:eastAsia="宋体"/>
+        </w:rPr>
+        <w:t>验证只在测试库副本上跑过，正式库一次没验</w:t>
+      </w:r>
+      <w:r>
+        <w:rPr>
+          <w:b w:val="0"/>
+          <w:sz w:val="21"/>
+          <w:rFonts w:ascii="宋体" w:hAnsi="宋体" w:eastAsia="宋体"/>
+        </w:rPr>
+        <w:t>，</w:t>
       </w:r>
     </w:p>
     <w:p>
@@ -3143,23 +3354,7 @@
           <w:sz w:val="21"/>
           <w:rFonts w:ascii="宋体" w:hAnsi="宋体" w:eastAsia="宋体"/>
         </w:rPr>
-        <w:t>队长在给四号的回复里明确：应用层状态</w:t>
-      </w:r>
-      <w:r>
-        <w:rPr>
-          <w:b/>
-          <w:sz w:val="21"/>
-          <w:rFonts w:ascii="宋体" w:hAnsi="宋体" w:eastAsia="宋体"/>
-        </w:rPr>
-        <w:t>不与错题的 review_flag 混用</w:t>
-      </w:r>
-      <w:r>
-        <w:rPr>
-          <w:b w:val="0"/>
-          <w:sz w:val="21"/>
-          <w:rFonts w:ascii="宋体" w:hAnsi="宋体" w:eastAsia="宋体"/>
-        </w:rPr>
-        <w:t>，建议 draft 表示未整理完成、pending 表示等待人工复核。</w:t>
+        <w:t>结果正式库缺表，第一次触发就崩。队长那句"不能只在自己测试库建好表"当场应验。</w:t>
       </w:r>
     </w:p>
     <w:p>
@@ -3168,19 +3363,11 @@
       </w:pPr>
       <w:r>
         <w:rPr>
-          <w:b w:val="0"/>
-          <w:sz w:val="21"/>
-          <w:rFonts w:ascii="宋体" w:hAnsi="宋体" w:eastAsia="宋体"/>
-        </w:rPr>
-        <w:t xml:space="preserve">也就是说 pending_review 这个名字和错题那边的 review_flag='pending_review' </w:t>
-      </w:r>
-      <w:r>
-        <w:rPr>
           <w:b/>
           <w:sz w:val="21"/>
           <w:rFonts w:ascii="宋体" w:hAnsi="宋体" w:eastAsia="宋体"/>
         </w:rPr>
-        <w:t>撞了</w:t>
+        <w:t>交付前必须在目标库上复跑一次</w:t>
       </w:r>
       <w:r>
         <w:rPr>
@@ -3188,23 +3375,7 @@
           <w:sz w:val="21"/>
           <w:rFonts w:ascii="宋体" w:hAnsi="宋体" w:eastAsia="宋体"/>
         </w:rPr>
-        <w:t>。要不要改成 pending，需要我给队长一个确认口径——</w:t>
-      </w:r>
-      <w:r>
-        <w:rPr>
-          <w:b/>
-          <w:sz w:val="21"/>
-          <w:rFonts w:ascii="宋体" w:hAnsi="宋体" w:eastAsia="宋体"/>
-        </w:rPr>
-        <w:t>这是我欠的一句话，还没回</w:t>
-      </w:r>
-      <w:r>
-        <w:rPr>
-          <w:b w:val="0"/>
-          <w:sz w:val="21"/>
-          <w:rFonts w:ascii="宋体" w:hAnsi="宋体" w:eastAsia="宋体"/>
-        </w:rPr>
-        <w:t>。</w:t>
+        <w:t>，这条已写进错误日志。</w:t>
       </w:r>
     </w:p>
     <w:p>
@@ -3251,7 +3422,7 @@
           <w:sz w:val="21"/>
           <w:rFonts w:ascii="宋体" w:hAnsi="宋体" w:eastAsia="宋体"/>
         </w:rPr>
-        <w:t>五轮反馈我都回过去了，</w:t>
+        <w:t>五轮 + Q01 全部回过去了，</w:t>
       </w:r>
       <w:r>
         <w:rPr>
@@ -3259,7 +3430,7 @@
           <w:sz w:val="21"/>
           <w:rFonts w:ascii="宋体" w:hAnsi="宋体" w:eastAsia="宋体"/>
         </w:rPr>
-        <w:t>但 2026-10-20 那份《对二号第五轮反馈的组长回复》（实际是我的第五轮，共七节）里点名的五项待办，我一份都没动</w:t>
+        <w:t>2026-10-20 那份点名的五项待办当晚已全部清完</w:t>
       </w:r>
       <w:r>
         <w:rPr>
@@ -3267,7 +3438,7 @@
           <w:sz w:val="21"/>
           <w:rFonts w:ascii="宋体" w:hAnsi="宋体" w:eastAsia="宋体"/>
         </w:rPr>
-        <w:t>，只把第六节的运行保护在 Q01 那轮顺手带掉。这是目前最该补的欠账。</w:t>
+        <w:t>（见 2.5），并在回复文档里附了实测证据。</w:t>
       </w:r>
     </w:p>
     <w:p>
@@ -3280,7 +3451,20 @@
           <w:sz w:val="21"/>
           <w:rFonts w:ascii="宋体" w:hAnsi="宋体" w:eastAsia="宋体"/>
         </w:rPr>
-        <w:t>队长的口径要点，我记下的：</w:t>
+        <w:t>另有 4.4 那条流程教训一并写进去了——是我漏验，没有回避。</w:t>
+      </w:r>
+    </w:p>
+    <w:p>
+      <w:pPr>
+        <w:spacing w:after="80"/>
+      </w:pPr>
+      <w:r>
+        <w:rPr>
+          <w:b w:val="0"/>
+          <w:sz w:val="21"/>
+          <w:rFonts w:ascii="宋体" w:hAnsi="宋体" w:eastAsia="宋体"/>
+        </w:rPr>
+        <w:t>队长口径要点（记下的）：</w:t>
       </w:r>
     </w:p>
     <w:p>
@@ -3335,7 +3519,7 @@
           <w:sz w:val="21"/>
           <w:rFonts w:ascii="宋体" w:hAnsi="宋体" w:eastAsia="宋体"/>
         </w:rPr>
-        <w:t>不同意为通过这些短语宣布项目完成</w:t>
+        <w:t>不同意通过这些短语宣布项目完成</w:t>
       </w:r>
       <w:r>
         <w:rPr>
@@ -3369,7 +3553,7 @@
           <w:sz w:val="21"/>
           <w:rFonts w:ascii="宋体" w:hAnsi="宋体" w:eastAsia="宋体"/>
         </w:rPr>
-        <w:t>他 10-21 发了《闭环接口联调反馈》+ 两张截图，</w:t>
+        <w:t>他 10-21 发《闭环接口联调反馈》+ 两张截图，录入新错题 / 列表查询 / 录入弹窗三项通过（新建 id=7），</w:t>
       </w:r>
     </w:p>
     <w:p>
@@ -3382,7 +3566,7 @@
           <w:sz w:val="21"/>
           <w:rFonts w:ascii="宋体" w:hAnsi="宋体" w:eastAsia="宋体"/>
         </w:rPr>
-        <w:t>录入新错题 / 列表查询 / 录入弹窗三项通过（新建 id=7），同时报三个接口 404：PATCH /errors/{id}/answer、POST /errors/{id}/analyze、PATCH /errors/{id}/review。</w:t>
+        <w:t>同时报三个接口 404：PATCH /errors/{id}/answer、POST /errors/{id}/analyze、PATCH /errors/{id}/review。</w:t>
       </w:r>
     </w:p>
     <w:p>
@@ -3395,20 +3579,12 @@
           <w:sz w:val="21"/>
           <w:rFonts w:ascii="宋体" w:hAnsi="宋体" w:eastAsia="宋体"/>
         </w:rPr>
-        <w:t>核实结果：这三个接口在我的 417a8db 里就已经实装，远程 main 早已是 b0cbccc。</w:t>
-      </w:r>
-      <w:r>
-        <w:rPr>
-          <w:b w:val="0"/>
-          <w:sz w:val="21"/>
-          <w:rFonts w:ascii="宋体" w:hAnsi="宋体" w:eastAsia="宋体"/>
-        </w:rPr>
-        <w:t xml:space="preserve"> 他手上跑的是旧 main，不是我漏写。他问的另两点也一并查了：</w:t>
+        <w:t>核实：这三个在 417a8db 就已实装，远程 main 已是 bd8c25c，他跑的是旧代码，不是我漏写。</w:t>
       </w:r>
     </w:p>
     <w:p>
       <w:pPr>
-        <w:pStyle w:val="ListBullet"/>
+        <w:spacing w:after="80"/>
       </w:pPr>
       <w:r>
         <w:rPr>
@@ -3416,28 +3592,12 @@
           <w:sz w:val="21"/>
           <w:rFonts w:ascii="宋体" w:hAnsi="宋体" w:eastAsia="宋体"/>
         </w:rPr>
-        <w:t xml:space="preserve">GET /errors </w:t>
-      </w:r>
-      <w:r>
-        <w:rPr>
-          <w:b/>
-          <w:sz w:val="21"/>
-          <w:rFonts w:ascii="宋体" w:hAnsi="宋体" w:eastAsia="宋体"/>
-        </w:rPr>
-        <w:t>确实返回</w:t>
-      </w:r>
-      <w:r>
-        <w:rPr>
-          <w:b w:val="0"/>
-          <w:sz w:val="21"/>
-          <w:rFonts w:ascii="宋体" w:hAnsi="宋体" w:eastAsia="宋体"/>
-        </w:rPr>
-        <w:t xml:space="preserve"> wrong_answer_text 与 answer_text（api.py:165）——他没看到同样是因为代码旧</w:t>
+        <w:t>他问的另两点也查了：GET /errors 确实返回 wrong_answer_text（api.py:165）；</w:t>
       </w:r>
     </w:p>
     <w:p>
       <w:pPr>
-        <w:pStyle w:val="ListBullet"/>
+        <w:spacing w:after="80"/>
       </w:pPr>
       <w:r>
         <w:rPr>
@@ -3453,7 +3613,7 @@
           <w:sz w:val="21"/>
           <w:rFonts w:ascii="宋体" w:hAnsi="宋体" w:eastAsia="宋体"/>
         </w:rPr>
-        <w:t>NULL，不是 pending_review</w:t>
+        <w:t>NULL 而非 pending_review</w:t>
       </w:r>
       <w:r>
         <w:rPr>
@@ -3461,7 +3621,23 @@
           <w:sz w:val="21"/>
           <w:rFonts w:ascii="宋体" w:hAnsi="宋体" w:eastAsia="宋体"/>
         </w:rPr>
-        <w:t>。正式库实测 11 条里 4 条 NULL、7 条 pending_review。前端不能把 null 当成待复核去渲染</w:t>
+        <w:t xml:space="preserve">——正式库实测 11 条里 </w:t>
+      </w:r>
+      <w:r>
+        <w:rPr>
+          <w:b/>
+          <w:sz w:val="21"/>
+          <w:rFonts w:ascii="宋体" w:hAnsi="宋体" w:eastAsia="宋体"/>
+        </w:rPr>
+        <w:t>4 条 NULL、7 条 pending_review</w:t>
+      </w:r>
+      <w:r>
+        <w:rPr>
+          <w:b w:val="0"/>
+          <w:sz w:val="21"/>
+          <w:rFonts w:ascii="宋体" w:hAnsi="宋体" w:eastAsia="宋体"/>
+        </w:rPr>
+        <w:t>，前端不能把 null 当待复核渲染。</w:t>
       </w:r>
     </w:p>
     <w:p>
@@ -3474,7 +3650,7 @@
           <w:sz w:val="21"/>
           <w:rFonts w:ascii="宋体" w:hAnsi="宋体" w:eastAsia="宋体"/>
         </w:rPr>
-        <w:t>👉 需要回他一句话：重新 git pull 到 b0cbccc 再验。</w:t>
+        <w:t>👉 《通知3号_闭环接口说明补充_20261022》已把这些连同字段说明一起发过去了，让他 pull 到最新再验。</w:t>
       </w:r>
     </w:p>
     <w:p>
@@ -3502,13 +3678,18 @@
         </w:rPr>
         <w:t>他交了《题库目录结构与命名规范》+ 18 份 PDF / 4 个 MP3 试导样本，我据此建表并完成试导。</w:t>
       </w:r>
+    </w:p>
+    <w:p>
+      <w:pPr>
+        <w:spacing w:after="80"/>
+      </w:pPr>
       <w:r>
         <w:rPr>
           <w:b/>
           <w:sz w:val="21"/>
           <w:rFonts w:ascii="宋体" w:hAnsi="宋体" w:eastAsia="宋体"/>
         </w:rPr>
-        <w:t>字段我已经确认并冻结了一版</w:t>
+        <w:t>字段已确认并冻结一版</w:t>
       </w:r>
       <w:r>
         <w:rPr>
@@ -3516,7 +3697,7 @@
           <w:sz w:val="21"/>
           <w:rFonts w:ascii="宋体" w:hAnsi="宋体" w:eastAsia="宋体"/>
         </w:rPr>
-        <w:t>（30 列 + 判分规则 + CSV 模板 + 样例文件 题目主数据_样例_待四号填写.csv）。</w:t>
+        <w:t>（30 列 + 判分规则 + CSV 模板 + 样例文件）。</w:t>
       </w:r>
     </w:p>
     <w:p>
@@ -3550,7 +3731,7 @@
           <w:sz w:val="21"/>
           <w:rFonts w:ascii="宋体" w:hAnsi="宋体" w:eastAsia="宋体"/>
         </w:rPr>
-        <w:t>文件头是 ftypM4A ，实际是 M4A</w:t>
+        <w:t>文件头是 ftypM4A ，实为 M4A</w:t>
       </w:r>
       <w:r>
         <w:rPr>
@@ -3592,7 +3773,7 @@
           <w:sz w:val="21"/>
           <w:rFonts w:ascii="宋体" w:hAnsi="宋体" w:eastAsia="宋体"/>
         </w:rPr>
-        <w:t>他现在欠：首批 ≥10 条人工核对的题目级数据。队长也给他划了硬要求——考点无法确认时留空，</w:t>
+        <w:t>他现在欠：首批 ≥10 条人工核对数据。队长给他划的硬要求——考点无法确认时留空，</w:t>
       </w:r>
       <w:r>
         <w:rPr>
@@ -3629,7 +3810,7 @@
           <w:sz w:val="28"/>
           <w:rFonts w:ascii="微软雅黑" w:hAnsi="微软雅黑" w:eastAsia="微软雅黑"/>
         </w:rPr>
-        <w:t>六 建议的下一步顺序</w:t>
+        <w:t>六 下一步顺序</w:t>
       </w:r>
     </w:p>
     <w:p>
@@ -3642,7 +3823,7 @@
           <w:sz w:val="21"/>
           <w:rFonts w:ascii="宋体" w:hAnsi="宋体" w:eastAsia="宋体"/>
         </w:rPr>
-        <w:t>先回三号一句话</w:t>
+        <w:t>催三号 pull 新码重验</w:t>
       </w:r>
       <w:r>
         <w:rPr>
@@ -3650,7 +3831,7 @@
           <w:sz w:val="21"/>
           <w:rFonts w:ascii="宋体" w:hAnsi="宋体" w:eastAsia="宋体"/>
         </w:rPr>
-        <w:t>（成本最低，卡着他验收）：告诉他 pull 到 b0cbccc，并把 review_flag 为 NULL 的语义讲清楚</w:t>
+        <w:t>（成本最低，卡着他验收）——文档已发，等他回</w:t>
       </w:r>
     </w:p>
     <w:p>
@@ -3663,7 +3844,7 @@
           <w:sz w:val="21"/>
           <w:rFonts w:ascii="宋体" w:hAnsi="宋体" w:eastAsia="宋体"/>
         </w:rPr>
-        <w:t>清队长的五项欠账</w:t>
+        <w:t>问队长 status 命名口径</w:t>
       </w:r>
       <w:r>
         <w:rPr>
@@ -3671,7 +3852,7 @@
           <w:sz w:val="21"/>
           <w:rFonts w:ascii="宋体" w:hAnsi="宋体" w:eastAsia="宋体"/>
         </w:rPr>
-        <w:t>：改描述、对齐 CASE 文案、写部署说明、登记 id15、给三号补字段说明</w:t>
+        <w:t>（一句话的事，题库 0 行改起来很便宜）</w:t>
       </w:r>
     </w:p>
     <w:p>
@@ -3684,7 +3865,7 @@
           <w:sz w:val="21"/>
           <w:rFonts w:ascii="宋体" w:hAnsi="宋体" w:eastAsia="宋体"/>
         </w:rPr>
-        <w:t>确认题库 status 命名</w:t>
+        <w:t>等四号首批 10 条数据</w:t>
       </w:r>
       <w:r>
         <w:rPr>
@@ -3692,7 +3873,49 @@
           <w:sz w:val="21"/>
           <w:rFonts w:ascii="宋体" w:hAnsi="宋体" w:eastAsia="宋体"/>
         </w:rPr>
-        <w:t>，给队长回一句话（改成 pending 还是保留）</w:t>
+        <w:t xml:space="preserve"> → 走 CSV 导入 → 正式库 question_bank 开张 → 顺带补 audio/image 静态服务</w:t>
+      </w:r>
+    </w:p>
+    <w:p>
+      <w:pPr>
+        <w:pStyle w:val="ListNumber"/>
+      </w:pPr>
+      <w:r>
+        <w:rPr>
+          <w:b/>
+          <w:sz w:val="21"/>
+          <w:rFonts w:ascii="宋体" w:hAnsi="宋体" w:eastAsia="宋体"/>
+        </w:rPr>
+        <w:t>等三号确认作答形态</w:t>
+      </w:r>
+      <w:r>
+        <w:rPr>
+          <w:b w:val="0"/>
+          <w:sz w:val="21"/>
+          <w:rFonts w:ascii="宋体" w:hAnsi="宋体" w:eastAsia="宋体"/>
+        </w:rPr>
+        <w:t xml:space="preserve"> → 再做作答记录持久化</w:t>
+      </w:r>
+    </w:p>
+    <w:p>
+      <w:pPr>
+        <w:pStyle w:val="ListNumber"/>
+      </w:pPr>
+      <w:r>
+        <w:rPr>
+          <w:b/>
+          <w:sz w:val="21"/>
+          <w:rFonts w:ascii="宋体" w:hAnsi="宋体" w:eastAsia="宋体"/>
+        </w:rPr>
+        <w:t>若 OCR 方案确定</w:t>
+      </w:r>
+      <w:r>
+        <w:rPr>
+          <w:b w:val="0"/>
+          <w:sz w:val="21"/>
+          <w:rFonts w:ascii="宋体" w:hAnsi="宋体" w:eastAsia="宋体"/>
+        </w:rPr>
+        <w:t>（一号 / 三号），再动全量流水线——这是决定全库能否落地的关键路径</w:t>
       </w:r>
     </w:p>
     <w:p>
@@ -3705,20 +3928,7 @@
           <w:sz w:val="21"/>
           <w:rFonts w:ascii="宋体" w:hAnsi="宋体" w:eastAsia="宋体"/>
         </w:rPr>
-        <w:t>等四号的首批 10 条数据到 → 走 CSV 导入 → 正式库开张</w:t>
-      </w:r>
-    </w:p>
-    <w:p>
-      <w:pPr>
-        <w:pStyle w:val="ListNumber"/>
-      </w:pPr>
-      <w:r>
-        <w:rPr>
-          <w:b w:val="0"/>
-          <w:sz w:val="21"/>
-          <w:rFonts w:ascii="宋体" w:hAnsi="宋体" w:eastAsia="宋体"/>
-        </w:rPr>
-        <w:t>若一号 / 三号的 OCR 方案确定，再动全量 OCR 流水线（这是决定全库能不能落地的关键路径）</w:t>
+        <w:t>随时可做的零碎：ai_interface.py 的 __main__ 自测（v1 遗留，跑即崩）</w:t>
       </w:r>
     </w:p>
     <w:p>
@@ -3756,25 +3966,83 @@
         </w:rPr>
         <w:t>cd /d/bigcreat_project</w:t>
         <w:br/>
-        <w:t># 提交历史与远程是否一致</w:t>
+        <w:t># 提交历史与远程是否一致（远程 main 应为最新 hash）</w:t>
         <w:br/>
-        <w:t>git log --oneline -15 &amp;&amp; git ls-remote origin main</w:t>
+        <w:t>git log --oneline -10 &amp;&amp; git ls-remote origin main</w:t>
         <w:br/>
-        <w:t># 正式库表与行数</w:t>
+        <w:t># 正式库表清单与行数</w:t>
         <w:br/>
-        <w:t>venv/Scripts/python.exe -c "import sqlite3;c=sqlite3.connect('data/learning.db');print([r[0] for r in c.execute(\"select name from sqlite_master where type='table' order by name\")])"</w:t>
+        <w:t>venv/Scripts/python.exe -c "import sqlite3;c=sqlite3.connect('data/learning.db');\</w:t>
         <w:br/>
-        <w:t># 三个被报 404 的接口到底在不在</w:t>
+        <w:t>print([r[0] for r in c.execute(\"select name from sqlite_master where type='table' order by name\")])"</w:t>
+        <w:br/>
+        <w:t># 归档表是否存在（本轮补的那张）</w:t>
+        <w:br/>
+        <w:t>venv/Scripts/python.exe -c "import sqlite3;c=sqlite3.connect('data/learning.db');\</w:t>
+        <w:br/>
+        <w:t>print(bool(c.execute(\"select count(*) from sqlite_master where name='error_review_history'\").fetchone()[0]))"</w:t>
+        <w:br/>
+        <w:t># 被报 404 的三个接口到底在不在</w:t>
         <w:br/>
         <w:t>grep -n "errors/{error_id}/answer\|errors/{error_id}/review\|errors/{error_id}/analyze" src/backend/api.py</w:t>
         <w:br/>
-        <w:t># 协议/受控/计划参数三套验证</w:t>
+        <w:t># --db 是否真的生效（打印的库必须是你指定的那个）</w:t>
+        <w:br/>
+        <w:t>venv/Scripts/python.exe src/backend/db/migrate_review_history.py --db data/tmp.db --check</w:t>
+        <w:br/>
+        <w:t># 三套验证</w:t>
         <w:br/>
         <w:t>venv/Scripts/python.exe src/backend/ai_protocol_test.py</w:t>
         <w:br/>
         <w:t>venv/Scripts/python.exe tools/controlled_branch_test.py --db data/learning_test_v22.db</w:t>
         <w:br/>
         <w:t>venv/Scripts/python.exe tools/verify_plan_param_parity.py --no-http</w:t>
+      </w:r>
+    </w:p>
+    <w:p>
+      <w:pPr>
+        <w:ind w:left="360"/>
+      </w:pPr>
+      <w:r>
+        <w:rPr>
+          <w:b w:val="0"/>
+          <w:color w:val="777777"/>
+          <w:sz w:val="20"/>
+          <w:rFonts w:ascii="宋体" w:hAnsi="宋体" w:eastAsia="宋体"/>
+        </w:rPr>
+        <w:t>⚠️ 给 --db 和环境变量</w:t>
+      </w:r>
+      <w:r>
+        <w:rPr>
+          <w:b/>
+          <w:color w:val="777777"/>
+          <w:sz w:val="20"/>
+          <w:rFonts w:ascii="宋体" w:hAnsi="宋体" w:eastAsia="宋体"/>
+        </w:rPr>
+        <w:t>一律用绝对路径</w:t>
+      </w:r>
+      <w:r>
+        <w:rPr>
+          <w:b w:val="0"/>
+          <w:color w:val="777777"/>
+          <w:sz w:val="20"/>
+          <w:rFonts w:ascii="宋体" w:hAnsi="宋体" w:eastAsia="宋体"/>
+        </w:rPr>
+        <w:t>。相对路径会按当前目录解析，实测跑出过</w:t>
+      </w:r>
+    </w:p>
+    <w:p>
+      <w:pPr>
+        <w:ind w:left="360"/>
+      </w:pPr>
+      <w:r>
+        <w:rPr>
+          <w:b w:val="0"/>
+          <w:color w:val="777777"/>
+          <w:sz w:val="20"/>
+          <w:rFonts w:ascii="宋体" w:hAnsi="宋体" w:eastAsia="宋体"/>
+        </w:rPr>
+        <w:t>src/data/learning_test_v22.db 这种位置。跑之前看一眼那行打印出来的绝对路径。</w:t>
       </w:r>
     </w:p>
     <w:sectPr>
